--- a/Dbbb-Ebc/B403-Gsw.docx
+++ b/Dbbb-Ebc/B403-Gsw.docx
@@ -20,7 +20,7 @@
           <w:iCs/>
           <w:sz w:val="28"/>
         </w:rPr>
-        <w:t xml:space="preserve">We have yet to find any usable </w:t>
+        <w:t xml:space="preserve">We have yet to find </w:t>
       </w:r>
       <w:r>
         <w:rPr>
@@ -29,7 +29,7 @@
           <w:iCs/>
           <w:sz w:val="28"/>
         </w:rPr>
-        <w:t>Coptic</w:t>
+        <w:t>encode the Greek fragments/excerpts of this book</w:t>
       </w:r>
       <w:r>
         <w:rPr>
@@ -38,7 +38,7 @@
           <w:iCs/>
           <w:sz w:val="28"/>
         </w:rPr>
-        <w:t xml:space="preserve"> text for this book.</w:t>
+        <w:t>.</w:t>
       </w:r>
     </w:p>
     <w:sectPr>

--- a/Dbbb-Ebc/B403-Gsw.docx
+++ b/Dbbb-Ebc/B403-Gsw.docx
@@ -29,7 +29,34 @@
           <w:iCs/>
           <w:sz w:val="28"/>
         </w:rPr>
-        <w:t>encode the Greek fragments/excerpts of this book</w:t>
+        <w:t xml:space="preserve">or </w:t>
+      </w:r>
+      <w:r>
+        <w:rPr>
+          <w:bCs/>
+          <w:i/>
+          <w:iCs/>
+          <w:sz w:val="28"/>
+        </w:rPr>
+        <w:t xml:space="preserve">encode </w:t>
+      </w:r>
+      <w:r>
+        <w:rPr>
+          <w:bCs/>
+          <w:i/>
+          <w:iCs/>
+          <w:sz w:val="28"/>
+        </w:rPr>
+        <w:t>any</w:t>
+      </w:r>
+      <w:r>
+        <w:rPr>
+          <w:bCs/>
+          <w:i/>
+          <w:iCs/>
+          <w:sz w:val="28"/>
+        </w:rPr>
+        <w:t xml:space="preserve"> Greek fragments/excerpts of this book</w:t>
       </w:r>
       <w:r>
         <w:rPr>
